--- a/video/fixture/docs/docs/beta-interview-synthesis.docx
+++ b/video/fixture/docs/docs/beta-interview-synthesis.docx
@@ -893,7 +893,7 @@
       <w:color w:val="0F5C4D"/>
       <w:spacing w:val="5"/>
       <w:kern w:val="28"/>
-      <w:sz w:val="52"/>
+      <w:sz w:val="44"/>
       <w:szCs w:val="52"/>
     </w:rPr>
   </w:style>
@@ -909,7 +909,7 @@
       <w:color w:val="0F5C4D"/>
       <w:spacing w:val="5"/>
       <w:kern w:val="28"/>
-      <w:sz w:val="52"/>
+      <w:sz w:val="44"/>
       <w:szCs w:val="52"/>
     </w:rPr>
   </w:style>
